--- a/templates/sarl-pv-nomination.docx
+++ b/templates/sarl-pv-nomination.docx
@@ -11,7 +11,7 @@
         <w:rPr>
           <w:rFonts w:ascii="Cambria" w:cs="Cambria" w:eastAsia="Cambria" w:hAnsi="Cambria"/>
           <w:b/>
-          <w:sz w:val="28"/>
+          <w:sz w:val="25"/>
           <w:szCs w:val="28"/>
           <w:rtl w:val="0"/>
         </w:rPr>
@@ -3363,482 +3363,27 @@
 </file>
 
 <file path=word/styles.xml><?xml version="1.0" encoding="utf-8"?>
-<w:styles xmlns:mc="http://schemas.openxmlformats.org/markup-compatibility/2006" xmlns:o="urn:schemas-microsoft-com:office:office" xmlns:r="http://schemas.openxmlformats.org/officeDocument/2006/relationships" xmlns:m="http://schemas.openxmlformats.org/officeDocument/2006/math" xmlns:v="urn:schemas-microsoft-com:vml" xmlns:wp="http://schemas.openxmlformats.org/drawingml/2006/wordprocessingDrawing" xmlns:w10="urn:schemas-microsoft-com:office:word" xmlns:w="http://schemas.openxmlformats.org/wordprocessingml/2006/main" xmlns:wne="http://schemas.microsoft.com/office/word/2006/wordml" xmlns:sl="http://schemas.openxmlformats.org/schemaLibrary/2006/main" xmlns:a="http://schemas.openxmlformats.org/drawingml/2006/main" xmlns:pic="http://schemas.openxmlformats.org/drawingml/2006/picture" xmlns:c="http://schemas.openxmlformats.org/drawingml/2006/chart" xmlns:lc="http://schemas.openxmlformats.org/drawingml/2006/lockedCanvas" xmlns:dgm="http://schemas.openxmlformats.org/drawingml/2006/diagram" xmlns:wps="http://schemas.microsoft.com/office/word/2010/wordprocessingShape" xmlns:wpg="http://schemas.microsoft.com/office/word/2010/wordprocessingGroup" xmlns:w14="http://schemas.microsoft.com/office/word/2010/wordml" xmlns:w15="http://schemas.microsoft.com/office/word/2012/wordml" xmlns:w16="http://schemas.microsoft.com/office/word/2018/wordml" xmlns:w16cex="http://schemas.microsoft.com/office/word/2018/wordml/cex" xmlns:w16cid="http://schemas.microsoft.com/office/word/2016/wordml/cid" xmlns="http://schemas.microsoft.com/office/tasks/2019/documenttasks" xmlns:cr="http://schemas.microsoft.com/office/comments/2020/reactions">
+<w:styles xmlns:w="http://schemas.openxmlformats.org/wordprocessingml/2006/main">
   <w:docDefaults>
     <w:rPrDefault>
       <w:rPr>
-        <w:rFonts w:ascii="Calibri" w:cs="Calibri" w:eastAsia="Calibri" w:hAnsi="Calibri"/>
+        <w:rFonts w:ascii="Cambria" w:hAnsi="Cambria" w:eastAsia="Cambria" w:cs="Cambria"/>
         <w:sz w:val="22"/>
         <w:szCs w:val="22"/>
-        <w:lang w:val="fr"/>
+        <w:lang w:val="fr-FR"/>
       </w:rPr>
     </w:rPrDefault>
     <w:pPrDefault>
       <w:pPr>
-        <w:spacing w:after="200" w:line="276" w:lineRule="auto"/>
+        <w:widowControl/>
+        <w:spacing w:after="160" w:line="276" w:lineRule="auto"/>
+        <w:jc w:val="both"/>
       </w:pPr>
     </w:pPrDefault>
   </w:docDefaults>
-  <w:style w:type="paragraph" w:styleId="Normal" w:default="1">
-    <w:name w:val="normal"/>
-  </w:style>
-  <w:style w:type="table" w:styleId="TableNormal" w:default="1">
-    <w:name w:val="TableNormal"/>
-  </w:style>
-  <w:style w:type="paragraph" w:styleId="Heading1">
-    <w:name w:val="heading 1"/>
-    <w:basedOn w:val="Normal"/>
-    <w:next w:val="Normal"/>
-    <w:pPr>
-      <w:keepNext w:val="1"/>
-      <w:keepLines w:val="1"/>
-      <w:pageBreakBefore w:val="0"/>
-      <w:spacing w:after="120" w:before="480" w:lineRule="auto"/>
-    </w:pPr>
-    <w:rPr>
-      <w:b w:val="1"/>
-      <w:sz w:val="48"/>
-      <w:szCs w:val="48"/>
-    </w:rPr>
-  </w:style>
-  <w:style w:type="paragraph" w:styleId="Heading2">
-    <w:name w:val="heading 2"/>
-    <w:basedOn w:val="Normal"/>
-    <w:next w:val="Normal"/>
-    <w:pPr>
-      <w:keepNext w:val="1"/>
-      <w:keepLines w:val="1"/>
-      <w:pageBreakBefore w:val="0"/>
-      <w:spacing w:after="80" w:before="360" w:lineRule="auto"/>
-    </w:pPr>
-    <w:rPr>
-      <w:b w:val="1"/>
-      <w:sz w:val="36"/>
-      <w:szCs w:val="36"/>
-    </w:rPr>
-  </w:style>
-  <w:style w:type="paragraph" w:styleId="Heading3">
-    <w:name w:val="heading 3"/>
-    <w:basedOn w:val="Normal"/>
-    <w:next w:val="Normal"/>
-    <w:pPr>
-      <w:keepNext w:val="1"/>
-      <w:keepLines w:val="1"/>
-      <w:pageBreakBefore w:val="0"/>
-      <w:spacing w:after="80" w:before="280" w:lineRule="auto"/>
-    </w:pPr>
-    <w:rPr>
-      <w:b w:val="1"/>
-      <w:sz w:val="28"/>
-      <w:szCs w:val="28"/>
-    </w:rPr>
-  </w:style>
-  <w:style w:type="paragraph" w:styleId="Heading4">
-    <w:name w:val="heading 4"/>
-    <w:basedOn w:val="Normal"/>
-    <w:next w:val="Normal"/>
-    <w:pPr>
-      <w:keepNext w:val="1"/>
-      <w:keepLines w:val="1"/>
-      <w:pageBreakBefore w:val="0"/>
-      <w:spacing w:after="40" w:before="240" w:lineRule="auto"/>
-    </w:pPr>
-    <w:rPr>
-      <w:b w:val="1"/>
-      <w:sz w:val="24"/>
-      <w:szCs w:val="24"/>
-    </w:rPr>
-  </w:style>
-  <w:style w:type="paragraph" w:styleId="Heading5">
-    <w:name w:val="heading 5"/>
-    <w:basedOn w:val="Normal"/>
-    <w:next w:val="Normal"/>
-    <w:pPr>
-      <w:keepNext w:val="1"/>
-      <w:spacing w:after="0" w:before="120" w:line="240" w:lineRule="auto"/>
-      <w:jc w:val="both"/>
-    </w:pPr>
-    <w:rPr>
-      <w:rFonts w:ascii="Times New Roman" w:cs="Times New Roman" w:eastAsia="Times New Roman" w:hAnsi="Times New Roman"/>
-      <w:b w:val="1"/>
-      <w:sz w:val="18"/>
-      <w:szCs w:val="18"/>
-    </w:rPr>
-  </w:style>
-  <w:style w:type="paragraph" w:styleId="Heading6">
-    <w:name w:val="heading 6"/>
-    <w:basedOn w:val="Normal"/>
-    <w:next w:val="Normal"/>
-    <w:pPr>
-      <w:keepNext w:val="1"/>
-      <w:keepLines w:val="1"/>
-      <w:pageBreakBefore w:val="0"/>
-      <w:spacing w:after="40" w:before="200" w:lineRule="auto"/>
-    </w:pPr>
-    <w:rPr>
-      <w:b w:val="1"/>
-      <w:sz w:val="20"/>
-      <w:szCs w:val="20"/>
-    </w:rPr>
-  </w:style>
-  <w:style w:type="paragraph" w:styleId="Title">
-    <w:name w:val="Title"/>
-    <w:basedOn w:val="Normal"/>
-    <w:next w:val="Normal"/>
-    <w:pPr>
-      <w:keepNext w:val="1"/>
-      <w:keepLines w:val="1"/>
-      <w:pageBreakBefore w:val="0"/>
-      <w:spacing w:after="120" w:before="480" w:lineRule="auto"/>
-    </w:pPr>
-    <w:rPr>
-      <w:b w:val="1"/>
-      <w:sz w:val="72"/>
-      <w:szCs w:val="72"/>
-    </w:rPr>
-  </w:style>
-  <w:style w:type="paragraph" w:styleId="Normal" w:default="1">
-    <w:name w:val="normal"/>
-  </w:style>
-  <w:style w:type="table" w:styleId="TableNormal" w:default="1">
-    <w:name w:val="TableNormal"/>
-  </w:style>
-  <w:style w:type="paragraph" w:styleId="Normal" w:default="1">
-    <w:name w:val="normal"/>
-  </w:style>
-  <w:style w:type="table" w:styleId="TableNormal" w:default="1">
-    <w:name w:val="Table Normal"/>
-  </w:style>
-  <w:style w:type="character" w:styleId="Policepardfaut" w:default="1">
-    <w:name w:val="Default Paragraph Font"/>
-    <w:uiPriority w:val="1"/>
-    <w:semiHidden w:val="1"/>
-    <w:unhideWhenUsed w:val="1"/>
-  </w:style>
-  <w:style w:type="table" w:styleId="TableauNormal" w:default="1">
-    <w:name w:val="Normal Table"/>
-    <w:uiPriority w:val="99"/>
-    <w:semiHidden w:val="1"/>
-    <w:unhideWhenUsed w:val="1"/>
-    <w:tblPr>
-      <w:tblInd w:w="0.0" w:type="dxa"/>
-      <w:tblCellMar>
-        <w:top w:w="0.0" w:type="dxa"/>
-        <w:left w:w="108.0" w:type="dxa"/>
-        <w:bottom w:w="0.0" w:type="dxa"/>
-        <w:right w:w="108.0" w:type="dxa"/>
-      </w:tblCellMar>
-    </w:tblPr>
-  </w:style>
-  <w:style w:type="numbering" w:styleId="Aucuneliste" w:default="1">
-    <w:name w:val="No List"/>
-    <w:uiPriority w:val="99"/>
-    <w:semiHidden w:val="1"/>
-    <w:unhideWhenUsed w:val="1"/>
-  </w:style>
-  <w:style w:type="paragraph" w:styleId="Textedebulles">
-    <w:name w:val="Balloon Text"/>
-    <w:basedOn w:val="Normal"/>
-    <w:link w:val="TextedebullesCar"/>
-    <w:uiPriority w:val="99"/>
-    <w:semiHidden w:val="1"/>
-    <w:unhideWhenUsed w:val="1"/>
-    <w:rsid w:val="004F31FD"/>
-    <w:pPr>
-      <w:spacing w:after="0" w:line="240" w:lineRule="auto"/>
-    </w:pPr>
-    <w:rPr>
-      <w:rFonts w:ascii="Tahoma" w:cs="Tahoma" w:hAnsi="Tahoma"/>
-      <w:sz w:val="16"/>
-      <w:szCs w:val="16"/>
-    </w:rPr>
-  </w:style>
-  <w:style w:type="character" w:styleId="TextedebullesCar" w:customStyle="1">
-    <w:name w:val="Texte de bulles Car"/>
-    <w:basedOn w:val="Policepardfaut"/>
-    <w:link w:val="Textedebulles"/>
-    <w:uiPriority w:val="99"/>
-    <w:semiHidden w:val="1"/>
-    <w:rsid w:val="004F31FD"/>
-    <w:rPr>
-      <w:rFonts w:ascii="Tahoma" w:cs="Tahoma" w:hAnsi="Tahoma"/>
-      <w:sz w:val="16"/>
-      <w:szCs w:val="16"/>
-    </w:rPr>
-  </w:style>
-  <w:style w:type="paragraph" w:styleId="En-tte">
-    <w:name w:val="header"/>
-    <w:basedOn w:val="Normal"/>
-    <w:link w:val="En-tteCar"/>
-    <w:uiPriority w:val="99"/>
-    <w:unhideWhenUsed w:val="1"/>
-    <w:rsid w:val="004829D8"/>
-    <w:pPr>
-      <w:tabs>
-        <w:tab w:val="center" w:pos="4536"/>
-        <w:tab w:val="right" w:pos="9072"/>
-      </w:tabs>
-      <w:spacing w:after="0" w:line="240" w:lineRule="auto"/>
-    </w:pPr>
-  </w:style>
-  <w:style w:type="character" w:styleId="En-tteCar" w:customStyle="1">
-    <w:name w:val="En-tête Car"/>
-    <w:basedOn w:val="Policepardfaut"/>
-    <w:link w:val="En-tte"/>
-    <w:uiPriority w:val="99"/>
-    <w:rsid w:val="004829D8"/>
-  </w:style>
-  <w:style w:type="paragraph" w:styleId="Pieddepage">
-    <w:name w:val="footer"/>
-    <w:basedOn w:val="Normal"/>
-    <w:link w:val="PieddepageCar"/>
-    <w:uiPriority w:val="99"/>
-    <w:unhideWhenUsed w:val="1"/>
-    <w:rsid w:val="004829D8"/>
-    <w:pPr>
-      <w:tabs>
-        <w:tab w:val="center" w:pos="4536"/>
-        <w:tab w:val="right" w:pos="9072"/>
-      </w:tabs>
-      <w:spacing w:after="0" w:line="240" w:lineRule="auto"/>
-    </w:pPr>
-  </w:style>
-  <w:style w:type="character" w:styleId="PieddepageCar" w:customStyle="1">
-    <w:name w:val="Pied de page Car"/>
-    <w:basedOn w:val="Policepardfaut"/>
-    <w:link w:val="Pieddepage"/>
-    <w:uiPriority w:val="99"/>
-    <w:rsid w:val="004829D8"/>
-  </w:style>
-  <w:style w:type="character" w:styleId="fichenumsiren" w:customStyle="1">
-    <w:name w:val="fichenumsiren"/>
-    <w:basedOn w:val="Policepardfaut"/>
-    <w:rsid w:val="00282005"/>
-  </w:style>
-  <w:style w:type="paragraph" w:styleId="Paragraphedeliste">
-    <w:name w:val="List Paragraph"/>
-    <w:basedOn w:val="Normal"/>
-    <w:link w:val="ParagraphedelisteCar"/>
-    <w:uiPriority w:val="34"/>
-    <w:qFormat w:val="1"/>
-    <w:rsid w:val="0011494E"/>
-    <w:pPr>
-      <w:ind w:left="720"/>
-      <w:contextualSpacing w:val="1"/>
-    </w:pPr>
-  </w:style>
-  <w:style w:type="character" w:styleId="Marquedecommentaire">
-    <w:name w:val="annotation reference"/>
-    <w:basedOn w:val="Policepardfaut"/>
-    <w:uiPriority w:val="99"/>
-    <w:semiHidden w:val="1"/>
-    <w:unhideWhenUsed w:val="1"/>
-    <w:rsid w:val="00220948"/>
-    <w:rPr>
-      <w:sz w:val="16"/>
-      <w:szCs w:val="16"/>
-    </w:rPr>
-  </w:style>
-  <w:style w:type="paragraph" w:styleId="Commentaire">
-    <w:name w:val="annotation text"/>
-    <w:basedOn w:val="Normal"/>
-    <w:link w:val="CommentaireCar"/>
-    <w:uiPriority w:val="99"/>
-    <w:semiHidden w:val="1"/>
-    <w:unhideWhenUsed w:val="1"/>
-    <w:rsid w:val="00220948"/>
-    <w:pPr>
-      <w:spacing w:line="240" w:lineRule="auto"/>
-    </w:pPr>
-    <w:rPr>
-      <w:sz w:val="20"/>
-      <w:szCs w:val="20"/>
-    </w:rPr>
-  </w:style>
-  <w:style w:type="character" w:styleId="CommentaireCar" w:customStyle="1">
-    <w:name w:val="Commentaire Car"/>
-    <w:basedOn w:val="Policepardfaut"/>
-    <w:link w:val="Commentaire"/>
-    <w:uiPriority w:val="99"/>
-    <w:semiHidden w:val="1"/>
-    <w:rsid w:val="00220948"/>
-    <w:rPr>
-      <w:sz w:val="20"/>
-      <w:szCs w:val="20"/>
-    </w:rPr>
-  </w:style>
-  <w:style w:type="paragraph" w:styleId="Objetducommentaire">
-    <w:name w:val="annotation subject"/>
-    <w:basedOn w:val="Commentaire"/>
-    <w:next w:val="Commentaire"/>
-    <w:link w:val="ObjetducommentaireCar"/>
-    <w:uiPriority w:val="99"/>
-    <w:semiHidden w:val="1"/>
-    <w:unhideWhenUsed w:val="1"/>
-    <w:rsid w:val="00220948"/>
-    <w:rPr>
-      <w:b w:val="1"/>
-      <w:bCs w:val="1"/>
-    </w:rPr>
-  </w:style>
-  <w:style w:type="character" w:styleId="ObjetducommentaireCar" w:customStyle="1">
-    <w:name w:val="Objet du commentaire Car"/>
-    <w:basedOn w:val="CommentaireCar"/>
-    <w:link w:val="Objetducommentaire"/>
-    <w:uiPriority w:val="99"/>
-    <w:semiHidden w:val="1"/>
-    <w:rsid w:val="00220948"/>
-    <w:rPr>
-      <w:b w:val="1"/>
-      <w:bCs w:val="1"/>
-      <w:sz w:val="20"/>
-      <w:szCs w:val="20"/>
-    </w:rPr>
-  </w:style>
-  <w:style w:type="paragraph" w:styleId="Sansinterligne">
-    <w:name w:val="No Spacing"/>
-    <w:uiPriority w:val="1"/>
-    <w:qFormat w:val="1"/>
-    <w:rsid w:val="00E21F52"/>
-    <w:pPr>
-      <w:spacing w:after="0" w:line="240" w:lineRule="auto"/>
-    </w:pPr>
-    <w:rPr>
-      <w:rFonts w:ascii="Calibri" w:cs="Times New Roman" w:eastAsia="Calibri" w:hAnsi="Calibri"/>
-    </w:rPr>
-  </w:style>
-  <w:style w:type="paragraph" w:styleId="ANormal1" w:customStyle="1">
-    <w:name w:val="A Normal 1"/>
-    <w:basedOn w:val="Normal"/>
-    <w:rsid w:val="00D51DF9"/>
-    <w:pPr>
-      <w:spacing w:after="240" w:line="240" w:lineRule="auto"/>
-      <w:jc w:val="both"/>
-    </w:pPr>
-    <w:rPr>
-      <w:rFonts w:ascii="Times New Roman" w:cs="Times New Roman" w:eastAsia="Times New Roman" w:hAnsi="Times New Roman"/>
-      <w:szCs w:val="20"/>
-      <w:lang w:eastAsia="fr-FR"/>
-    </w:rPr>
-  </w:style>
-  <w:style w:type="character" w:styleId="ParagraphedelisteCar" w:customStyle="1">
-    <w:name w:val="Paragraphe de liste Car"/>
-    <w:basedOn w:val="Policepardfaut"/>
-    <w:link w:val="Paragraphedeliste"/>
-    <w:uiPriority w:val="34"/>
-    <w:locked w:val="1"/>
-    <w:rsid w:val="004C349E"/>
-  </w:style>
-  <w:style w:type="paragraph" w:styleId="Liste">
-    <w:name w:val="List"/>
-    <w:basedOn w:val="Normal"/>
-    <w:uiPriority w:val="99"/>
-    <w:rsid w:val="00EB229F"/>
-    <w:pPr>
-      <w:spacing w:after="0" w:line="260" w:lineRule="atLeast"/>
-      <w:ind w:left="283" w:hanging="283"/>
-      <w:jc w:val="both"/>
-    </w:pPr>
-    <w:rPr>
-      <w:rFonts w:ascii="Times New Roman" w:cs="Times New Roman" w:eastAsia="Times New Roman" w:hAnsi="Times New Roman"/>
-      <w:szCs w:val="20"/>
-      <w:lang w:eastAsia="fr-FR"/>
-    </w:rPr>
-  </w:style>
-  <w:style w:type="paragraph" w:styleId="Retraitcorpsdetexte2">
-    <w:name w:val="Body Text Indent 2"/>
-    <w:basedOn w:val="Normal"/>
-    <w:link w:val="Retraitcorpsdetexte2Car"/>
-    <w:rsid w:val="00383F95"/>
-    <w:pPr>
-      <w:tabs>
-        <w:tab w:val="left" w:pos="567"/>
-        <w:tab w:val="left" w:pos="993"/>
-        <w:tab w:val="left" w:pos="2552"/>
-      </w:tabs>
-      <w:spacing w:after="0" w:line="240" w:lineRule="auto"/>
-      <w:ind w:left="567" w:hanging="567"/>
-      <w:jc w:val="both"/>
-    </w:pPr>
-    <w:rPr>
-      <w:rFonts w:ascii="Times New Roman" w:cs="Times New Roman" w:eastAsia="Times New Roman" w:hAnsi="Times New Roman"/>
-      <w:sz w:val="24"/>
-      <w:lang w:eastAsia="fr-FR"/>
-    </w:rPr>
-  </w:style>
-  <w:style w:type="character" w:styleId="Retraitcorpsdetexte2Car" w:customStyle="1">
-    <w:name w:val="Retrait corps de texte 2 Car"/>
-    <w:basedOn w:val="Policepardfaut"/>
-    <w:link w:val="Retraitcorpsdetexte2"/>
-    <w:rsid w:val="00383F95"/>
-    <w:rPr>
-      <w:rFonts w:ascii="Times New Roman" w:cs="Times New Roman" w:eastAsia="Times New Roman" w:hAnsi="Times New Roman"/>
-      <w:sz w:val="24"/>
-      <w:lang w:eastAsia="fr-FR"/>
-    </w:rPr>
-  </w:style>
-  <w:style w:type="paragraph" w:styleId="Signatures" w:customStyle="1">
-    <w:name w:val="Signatures"/>
-    <w:basedOn w:val="Normal"/>
-    <w:uiPriority w:val="99"/>
-    <w:rsid w:val="00E22935"/>
-    <w:pPr>
-      <w:widowControl w:val="0"/>
-      <w:overflowPunct w:val="0"/>
-      <w:autoSpaceDE w:val="0"/>
-      <w:autoSpaceDN w:val="0"/>
-      <w:adjustRightInd w:val="0"/>
-      <w:spacing w:after="0" w:line="240" w:lineRule="auto"/>
-      <w:jc w:val="both"/>
-      <w:textAlignment w:val="baseline"/>
-    </w:pPr>
-    <w:rPr>
-      <w:rFonts w:ascii="Times" w:cs="Times New Roman" w:eastAsia="Times New Roman" w:hAnsi="Times"/>
-      <w:sz w:val="24"/>
-      <w:szCs w:val="24"/>
-      <w:lang w:eastAsia="fr-FR"/>
-    </w:rPr>
-  </w:style>
-  <w:style w:type="character" w:styleId="Titre5Car" w:customStyle="1">
-    <w:name w:val="Titre 5 Car"/>
-    <w:basedOn w:val="Policepardfaut"/>
-    <w:link w:val="Titre5"/>
-    <w:rsid w:val="000462C3"/>
-    <w:rPr>
-      <w:rFonts w:ascii="Times New Roman" w:cs="Times New Roman" w:eastAsia="Arial Unicode MS" w:hAnsi="Times New Roman"/>
-      <w:b w:val="1"/>
-      <w:bCs w:val="1"/>
-      <w:sz w:val="18"/>
-      <w:szCs w:val="20"/>
-    </w:rPr>
-  </w:style>
-  <w:style w:type="paragraph" w:styleId="Rvision">
-    <w:name w:val="Revision"/>
-    <w:hidden w:val="1"/>
-    <w:uiPriority w:val="99"/>
-    <w:semiHidden w:val="1"/>
-    <w:rsid w:val="00181E4A"/>
-    <w:pPr>
-      <w:spacing w:after="0" w:line="240" w:lineRule="auto"/>
-    </w:pPr>
-  </w:style>
-  <w:style w:type="paragraph" w:styleId="Subtitle">
-    <w:name w:val="Subtitle"/>
-    <w:basedOn w:val="Normal"/>
-    <w:next w:val="Normal"/>
-    <w:pPr>
-      <w:keepNext w:val="1"/>
-      <w:keepLines w:val="1"/>
-      <w:pageBreakBefore w:val="0"/>
-      <w:spacing w:after="80" w:before="360" w:lineRule="auto"/>
-    </w:pPr>
-    <w:rPr>
-      <w:rFonts w:ascii="Georgia" w:cs="Georgia" w:eastAsia="Georgia" w:hAnsi="Georgia"/>
-      <w:i w:val="1"/>
-      <w:color w:val="666666"/>
-      <w:sz w:val="48"/>
-      <w:szCs w:val="48"/>
-    </w:rPr>
+  <w:style w:type="paragraph" w:default="1" w:styleId="Normal">
+    <w:name w:val="Normal"/>
+    <w:qFormat/>
   </w:style>
 </w:styles>
 </file>

--- a/templates/sarl-pv-nomination.docx
+++ b/templates/sarl-pv-nomination.docx
@@ -89,7 +89,7 @@
           <w:rFonts w:ascii="Cambria" w:cs="Cambria" w:eastAsia="Cambria" w:hAnsi="Cambria"/>
           <w:rtl w:val="0"/>
         </w:rPr>
-        <w:t xml:space="preserve">{{#EST_HOMME_1}}</w:t>
+        <w:t xml:space="preserve">{{#HAS_ASSOC_1}}</w:t>
       </w:r>
     </w:p>
     <w:p>
@@ -101,39 +101,39 @@
           <w:rFonts w:ascii="Cambria" w:cs="Cambria" w:eastAsia="Cambria" w:hAnsi="Cambria"/>
           <w:rtl w:val="0"/>
         </w:rPr>
-        <w:t xml:space="preserve">- {{CIVILITE_NOM_PRENOM_1}}, né le {{DATE_NAISSANCE_1}} à {{LIEU_NAISSANCE_1}}, de nationalité {{NATIONALITE_1}}, {{SITUATION_MATRIMONIALE_1}}, demeurant {{ADRESSE_ASSOCIE_1}}, titulaire de {{NB_PARTS_1}} parts sociales.</w:t>
-      </w:r>
-    </w:p>
-    <w:p>
-      <w:pPr>
-        <w:spacing w:before="0" w:after="0" w:line="0" w:lineRule="auto"/>
-        <w:rPr>
-          <w:rFonts w:ascii="Cambria" w:cs="Cambria" w:eastAsia="Cambria" w:hAnsi="Cambria"/>
-          <w:sz w:val="2"/>
-        </w:rPr>
-      </w:pPr>
-      <w:r>
-        <w:rPr>
-          <w:rFonts w:ascii="Cambria" w:cs="Cambria" w:eastAsia="Cambria" w:hAnsi="Cambria"/>
-          <w:rtl w:val="0"/>
-        </w:rPr>
-        <w:t xml:space="preserve">{{/EST_HOMME_1}}</w:t>
-      </w:r>
-    </w:p>
-    <w:p>
-      <w:pPr>
-        <w:spacing w:before="0" w:after="0" w:line="0" w:lineRule="auto"/>
-        <w:rPr>
-          <w:rFonts w:ascii="Cambria" w:cs="Cambria" w:eastAsia="Cambria" w:hAnsi="Cambria"/>
-          <w:sz w:val="2"/>
-        </w:rPr>
-      </w:pPr>
-      <w:r>
-        <w:rPr>
-          <w:rFonts w:ascii="Cambria" w:cs="Cambria" w:eastAsia="Cambria" w:hAnsi="Cambria"/>
-          <w:rtl w:val="0"/>
-        </w:rPr>
-        <w:t xml:space="preserve">{{#EST_FEMME_1}}</w:t>
+        <w:t xml:space="preserve">- {{IDENTITE_ASSOCIE_1}}, titulaire de {{NB_PARTS_1}} parts sociales.</w:t>
+      </w:r>
+    </w:p>
+    <w:p>
+      <w:pPr>
+        <w:spacing w:before="0" w:after="0" w:line="0" w:lineRule="auto"/>
+        <w:rPr>
+          <w:rFonts w:ascii="Cambria" w:cs="Cambria" w:eastAsia="Cambria" w:hAnsi="Cambria"/>
+          <w:sz w:val="2"/>
+        </w:rPr>
+      </w:pPr>
+      <w:r>
+        <w:rPr>
+          <w:rFonts w:ascii="Cambria" w:cs="Cambria" w:eastAsia="Cambria" w:hAnsi="Cambria"/>
+          <w:rtl w:val="0"/>
+        </w:rPr>
+        <w:t xml:space="preserve">{{/HAS_ASSOC_1}}</w:t>
+      </w:r>
+    </w:p>
+    <w:p>
+      <w:pPr>
+        <w:spacing w:before="0" w:after="0" w:line="0" w:lineRule="auto"/>
+        <w:rPr>
+          <w:rFonts w:ascii="Cambria" w:cs="Cambria" w:eastAsia="Cambria" w:hAnsi="Cambria"/>
+          <w:sz w:val="2"/>
+        </w:rPr>
+      </w:pPr>
+      <w:r>
+        <w:rPr>
+          <w:rFonts w:ascii="Cambria" w:cs="Cambria" w:eastAsia="Cambria" w:hAnsi="Cambria"/>
+          <w:rtl w:val="0"/>
+        </w:rPr>
+        <w:t xml:space="preserve">{{#SANS_OBJET}}</w:t>
       </w:r>
     </w:p>
     <w:p>
@@ -145,23 +145,23 @@
           <w:rFonts w:ascii="Cambria" w:cs="Cambria" w:eastAsia="Cambria" w:hAnsi="Cambria"/>
           <w:rtl w:val="0"/>
         </w:rPr>
-        <w:t xml:space="preserve">- {{CIVILITE_NOM_PRENOM_1}}, née le {{DATE_NAISSANCE_1}} à {{LIEU_NAISSANCE_1}}, de nationalité {{NATIONALITE_1}}, {{SITUATION_MATRIMONIALE_1}}, demeurant {{ADRESSE_ASSOCIE_1}}, titulaire de {{NB_PARTS_1}} parts sociales.</w:t>
-      </w:r>
-    </w:p>
-    <w:p>
-      <w:pPr>
-        <w:spacing w:before="0" w:after="0" w:line="0" w:lineRule="auto"/>
-        <w:rPr>
-          <w:rFonts w:ascii="Cambria" w:cs="Cambria" w:eastAsia="Cambria" w:hAnsi="Cambria"/>
-          <w:sz w:val="2"/>
-        </w:rPr>
-      </w:pPr>
-      <w:r>
-        <w:rPr>
-          <w:rFonts w:ascii="Cambria" w:cs="Cambria" w:eastAsia="Cambria" w:hAnsi="Cambria"/>
-          <w:rtl w:val="0"/>
-        </w:rPr>
-        <w:t xml:space="preserve">{{/EST_FEMME_1}}</w:t>
+        <w:t xml:space="preserve">- {{IDENTITE_ASSOCIE_1}}, titulaire de {{NB_PARTS_1}} parts sociales.</w:t>
+      </w:r>
+    </w:p>
+    <w:p>
+      <w:pPr>
+        <w:spacing w:before="0" w:after="0" w:line="0" w:lineRule="auto"/>
+        <w:rPr>
+          <w:rFonts w:ascii="Cambria" w:cs="Cambria" w:eastAsia="Cambria" w:hAnsi="Cambria"/>
+          <w:sz w:val="2"/>
+        </w:rPr>
+      </w:pPr>
+      <w:r>
+        <w:rPr>
+          <w:rFonts w:ascii="Cambria" w:cs="Cambria" w:eastAsia="Cambria" w:hAnsi="Cambria"/>
+          <w:rtl w:val="0"/>
+        </w:rPr>
+        <w:t xml:space="preserve">{{/SANS_OBJET}}</w:t>
       </w:r>
     </w:p>
     <w:p>
@@ -209,7 +209,7 @@
           <w:rFonts w:ascii="Cambria" w:cs="Cambria" w:eastAsia="Cambria" w:hAnsi="Cambria"/>
           <w:rtl w:val="0"/>
         </w:rPr>
-        <w:t xml:space="preserve">{{#EST_HOMME_2}}</w:t>
+        <w:t xml:space="preserve">{{#HAS_ASSOC_2}}</w:t>
       </w:r>
     </w:p>
     <w:p>
@@ -221,39 +221,39 @@
           <w:rFonts w:ascii="Cambria" w:cs="Cambria" w:eastAsia="Cambria" w:hAnsi="Cambria"/>
           <w:rtl w:val="0"/>
         </w:rPr>
-        <w:t xml:space="preserve">- {{CIVILITE_NOM_PRENOM_2}}, né le {{DATE_NAISSANCE_2}} à {{LIEU_NAISSANCE_2}}, de nationalité {{NATIONALITE_2}}, {{SITUATION_MATRIMONIALE_2}}, demeurant {{ADRESSE_ASSOCIE_2}}, titulaire de {{NB_PARTS_2}} parts sociales.</w:t>
-      </w:r>
-    </w:p>
-    <w:p>
-      <w:pPr>
-        <w:spacing w:before="0" w:after="0" w:line="0" w:lineRule="auto"/>
-        <w:rPr>
-          <w:rFonts w:ascii="Cambria" w:cs="Cambria" w:eastAsia="Cambria" w:hAnsi="Cambria"/>
-          <w:sz w:val="2"/>
-        </w:rPr>
-      </w:pPr>
-      <w:r>
-        <w:rPr>
-          <w:rFonts w:ascii="Cambria" w:cs="Cambria" w:eastAsia="Cambria" w:hAnsi="Cambria"/>
-          <w:rtl w:val="0"/>
-        </w:rPr>
-        <w:t xml:space="preserve">{{/EST_HOMME_2}}</w:t>
-      </w:r>
-    </w:p>
-    <w:p>
-      <w:pPr>
-        <w:spacing w:before="0" w:after="0" w:line="0" w:lineRule="auto"/>
-        <w:rPr>
-          <w:rFonts w:ascii="Cambria" w:cs="Cambria" w:eastAsia="Cambria" w:hAnsi="Cambria"/>
-          <w:sz w:val="2"/>
-        </w:rPr>
-      </w:pPr>
-      <w:r>
-        <w:rPr>
-          <w:rFonts w:ascii="Cambria" w:cs="Cambria" w:eastAsia="Cambria" w:hAnsi="Cambria"/>
-          <w:rtl w:val="0"/>
-        </w:rPr>
-        <w:t xml:space="preserve">{{#EST_FEMME_2}}</w:t>
+        <w:t xml:space="preserve">- {{IDENTITE_ASSOCIE_2}}, titulaire de {{NB_PARTS_2}} parts sociales.</w:t>
+      </w:r>
+    </w:p>
+    <w:p>
+      <w:pPr>
+        <w:spacing w:before="0" w:after="0" w:line="0" w:lineRule="auto"/>
+        <w:rPr>
+          <w:rFonts w:ascii="Cambria" w:cs="Cambria" w:eastAsia="Cambria" w:hAnsi="Cambria"/>
+          <w:sz w:val="2"/>
+        </w:rPr>
+      </w:pPr>
+      <w:r>
+        <w:rPr>
+          <w:rFonts w:ascii="Cambria" w:cs="Cambria" w:eastAsia="Cambria" w:hAnsi="Cambria"/>
+          <w:rtl w:val="0"/>
+        </w:rPr>
+        <w:t xml:space="preserve">{{/HAS_ASSOC_2}}</w:t>
+      </w:r>
+    </w:p>
+    <w:p>
+      <w:pPr>
+        <w:spacing w:before="0" w:after="0" w:line="0" w:lineRule="auto"/>
+        <w:rPr>
+          <w:rFonts w:ascii="Cambria" w:cs="Cambria" w:eastAsia="Cambria" w:hAnsi="Cambria"/>
+          <w:sz w:val="2"/>
+        </w:rPr>
+      </w:pPr>
+      <w:r>
+        <w:rPr>
+          <w:rFonts w:ascii="Cambria" w:cs="Cambria" w:eastAsia="Cambria" w:hAnsi="Cambria"/>
+          <w:rtl w:val="0"/>
+        </w:rPr>
+        <w:t xml:space="preserve">{{#SANS_OBJET}}</w:t>
       </w:r>
     </w:p>
     <w:p>
@@ -265,23 +265,23 @@
           <w:rFonts w:ascii="Cambria" w:cs="Cambria" w:eastAsia="Cambria" w:hAnsi="Cambria"/>
           <w:rtl w:val="0"/>
         </w:rPr>
-        <w:t xml:space="preserve">- {{CIVILITE_NOM_PRENOM_2}}, née le {{DATE_NAISSANCE_2}} à {{LIEU_NAISSANCE_2}}, de nationalité {{NATIONALITE_2}}, {{SITUATION_MATRIMONIALE_2}}, demeurant {{ADRESSE_ASSOCIE_2}}, titulaire de {{NB_PARTS_2}} parts sociales.</w:t>
-      </w:r>
-    </w:p>
-    <w:p>
-      <w:pPr>
-        <w:spacing w:before="0" w:after="0" w:line="0" w:lineRule="auto"/>
-        <w:rPr>
-          <w:rFonts w:ascii="Cambria" w:cs="Cambria" w:eastAsia="Cambria" w:hAnsi="Cambria"/>
-          <w:sz w:val="2"/>
-        </w:rPr>
-      </w:pPr>
-      <w:r>
-        <w:rPr>
-          <w:rFonts w:ascii="Cambria" w:cs="Cambria" w:eastAsia="Cambria" w:hAnsi="Cambria"/>
-          <w:rtl w:val="0"/>
-        </w:rPr>
-        <w:t xml:space="preserve">{{/EST_FEMME_2}}</w:t>
+        <w:t xml:space="preserve">- {{IDENTITE_ASSOCIE_2}}, titulaire de {{NB_PARTS_2}} parts sociales.</w:t>
+      </w:r>
+    </w:p>
+    <w:p>
+      <w:pPr>
+        <w:spacing w:before="0" w:after="0" w:line="0" w:lineRule="auto"/>
+        <w:rPr>
+          <w:rFonts w:ascii="Cambria" w:cs="Cambria" w:eastAsia="Cambria" w:hAnsi="Cambria"/>
+          <w:sz w:val="2"/>
+        </w:rPr>
+      </w:pPr>
+      <w:r>
+        <w:rPr>
+          <w:rFonts w:ascii="Cambria" w:cs="Cambria" w:eastAsia="Cambria" w:hAnsi="Cambria"/>
+          <w:rtl w:val="0"/>
+        </w:rPr>
+        <w:t xml:space="preserve">{{/SANS_OBJET}}</w:t>
       </w:r>
     </w:p>
     <w:p>
@@ -329,7 +329,7 @@
           <w:rFonts w:ascii="Cambria" w:cs="Cambria" w:eastAsia="Cambria" w:hAnsi="Cambria"/>
           <w:rtl w:val="0"/>
         </w:rPr>
-        <w:t xml:space="preserve">{{#EST_HOMME_3}}</w:t>
+        <w:t xml:space="preserve">{{#HAS_ASSOC_3}}</w:t>
       </w:r>
     </w:p>
     <w:p>
@@ -341,39 +341,39 @@
           <w:rFonts w:ascii="Cambria" w:cs="Cambria" w:eastAsia="Cambria" w:hAnsi="Cambria"/>
           <w:rtl w:val="0"/>
         </w:rPr>
-        <w:t xml:space="preserve">- {{CIVILITE_NOM_PRENOM_3}}, né le {{DATE_NAISSANCE_3}} à {{LIEU_NAISSANCE_3}}, de nationalité {{NATIONALITE_3}}, {{SITUATION_MATRIMONIALE_3}}, demeurant {{ADRESSE_ASSOCIE_3}}, titulaire de {{NB_PARTS_3}} parts sociales.</w:t>
-      </w:r>
-    </w:p>
-    <w:p>
-      <w:pPr>
-        <w:spacing w:before="0" w:after="0" w:line="0" w:lineRule="auto"/>
-        <w:rPr>
-          <w:rFonts w:ascii="Cambria" w:cs="Cambria" w:eastAsia="Cambria" w:hAnsi="Cambria"/>
-          <w:sz w:val="2"/>
-        </w:rPr>
-      </w:pPr>
-      <w:r>
-        <w:rPr>
-          <w:rFonts w:ascii="Cambria" w:cs="Cambria" w:eastAsia="Cambria" w:hAnsi="Cambria"/>
-          <w:rtl w:val="0"/>
-        </w:rPr>
-        <w:t xml:space="preserve">{{/EST_HOMME_3}}</w:t>
-      </w:r>
-    </w:p>
-    <w:p>
-      <w:pPr>
-        <w:spacing w:before="0" w:after="0" w:line="0" w:lineRule="auto"/>
-        <w:rPr>
-          <w:rFonts w:ascii="Cambria" w:cs="Cambria" w:eastAsia="Cambria" w:hAnsi="Cambria"/>
-          <w:sz w:val="2"/>
-        </w:rPr>
-      </w:pPr>
-      <w:r>
-        <w:rPr>
-          <w:rFonts w:ascii="Cambria" w:cs="Cambria" w:eastAsia="Cambria" w:hAnsi="Cambria"/>
-          <w:rtl w:val="0"/>
-        </w:rPr>
-        <w:t xml:space="preserve">{{#EST_FEMME_3}}</w:t>
+        <w:t xml:space="preserve">- {{IDENTITE_ASSOCIE_3}}, titulaire de {{NB_PARTS_3}} parts sociales.</w:t>
+      </w:r>
+    </w:p>
+    <w:p>
+      <w:pPr>
+        <w:spacing w:before="0" w:after="0" w:line="0" w:lineRule="auto"/>
+        <w:rPr>
+          <w:rFonts w:ascii="Cambria" w:cs="Cambria" w:eastAsia="Cambria" w:hAnsi="Cambria"/>
+          <w:sz w:val="2"/>
+        </w:rPr>
+      </w:pPr>
+      <w:r>
+        <w:rPr>
+          <w:rFonts w:ascii="Cambria" w:cs="Cambria" w:eastAsia="Cambria" w:hAnsi="Cambria"/>
+          <w:rtl w:val="0"/>
+        </w:rPr>
+        <w:t xml:space="preserve">{{/HAS_ASSOC_3}}</w:t>
+      </w:r>
+    </w:p>
+    <w:p>
+      <w:pPr>
+        <w:spacing w:before="0" w:after="0" w:line="0" w:lineRule="auto"/>
+        <w:rPr>
+          <w:rFonts w:ascii="Cambria" w:cs="Cambria" w:eastAsia="Cambria" w:hAnsi="Cambria"/>
+          <w:sz w:val="2"/>
+        </w:rPr>
+      </w:pPr>
+      <w:r>
+        <w:rPr>
+          <w:rFonts w:ascii="Cambria" w:cs="Cambria" w:eastAsia="Cambria" w:hAnsi="Cambria"/>
+          <w:rtl w:val="0"/>
+        </w:rPr>
+        <w:t xml:space="preserve">{{#SANS_OBJET}}</w:t>
       </w:r>
     </w:p>
     <w:p>
@@ -385,23 +385,23 @@
           <w:rFonts w:ascii="Cambria" w:cs="Cambria" w:eastAsia="Cambria" w:hAnsi="Cambria"/>
           <w:rtl w:val="0"/>
         </w:rPr>
-        <w:t xml:space="preserve">- {{CIVILITE_NOM_PRENOM_3}}, née le {{DATE_NAISSANCE_3}} à {{LIEU_NAISSANCE_3}}, de nationalité {{NATIONALITE_3}}, {{SITUATION_MATRIMONIALE_3}}, demeurant {{ADRESSE_ASSOCIE_3}}, titulaire de {{NB_PARTS_3}} parts sociales.</w:t>
-      </w:r>
-    </w:p>
-    <w:p>
-      <w:pPr>
-        <w:spacing w:before="0" w:after="0" w:line="0" w:lineRule="auto"/>
-        <w:rPr>
-          <w:rFonts w:ascii="Cambria" w:cs="Cambria" w:eastAsia="Cambria" w:hAnsi="Cambria"/>
-          <w:sz w:val="2"/>
-        </w:rPr>
-      </w:pPr>
-      <w:r>
-        <w:rPr>
-          <w:rFonts w:ascii="Cambria" w:cs="Cambria" w:eastAsia="Cambria" w:hAnsi="Cambria"/>
-          <w:rtl w:val="0"/>
-        </w:rPr>
-        <w:t xml:space="preserve">{{/EST_FEMME_3}}</w:t>
+        <w:t xml:space="preserve">- {{IDENTITE_ASSOCIE_3}}, titulaire de {{NB_PARTS_3}} parts sociales.</w:t>
+      </w:r>
+    </w:p>
+    <w:p>
+      <w:pPr>
+        <w:spacing w:before="0" w:after="0" w:line="0" w:lineRule="auto"/>
+        <w:rPr>
+          <w:rFonts w:ascii="Cambria" w:cs="Cambria" w:eastAsia="Cambria" w:hAnsi="Cambria"/>
+          <w:sz w:val="2"/>
+        </w:rPr>
+      </w:pPr>
+      <w:r>
+        <w:rPr>
+          <w:rFonts w:ascii="Cambria" w:cs="Cambria" w:eastAsia="Cambria" w:hAnsi="Cambria"/>
+          <w:rtl w:val="0"/>
+        </w:rPr>
+        <w:t xml:space="preserve">{{/SANS_OBJET}}</w:t>
       </w:r>
     </w:p>
     <w:p>
@@ -449,7 +449,7 @@
           <w:rFonts w:ascii="Cambria" w:cs="Cambria" w:eastAsia="Cambria" w:hAnsi="Cambria"/>
           <w:rtl w:val="0"/>
         </w:rPr>
-        <w:t xml:space="preserve">{{#EST_HOMME_4}}</w:t>
+        <w:t xml:space="preserve">{{#HAS_ASSOC_4}}</w:t>
       </w:r>
     </w:p>
     <w:p>
@@ -461,39 +461,39 @@
           <w:rFonts w:ascii="Cambria" w:cs="Cambria" w:eastAsia="Cambria" w:hAnsi="Cambria"/>
           <w:rtl w:val="0"/>
         </w:rPr>
-        <w:t xml:space="preserve">- {{CIVILITE_NOM_PRENOM_4}}, né le {{DATE_NAISSANCE_4}} à {{LIEU_NAISSANCE_4}}, de nationalité {{NATIONALITE_4}}, {{SITUATION_MATRIMONIALE_4}}, demeurant {{ADRESSE_ASSOCIE_4}}, titulaire de {{NB_PARTS_4}} parts sociales.</w:t>
-      </w:r>
-    </w:p>
-    <w:p>
-      <w:pPr>
-        <w:spacing w:before="0" w:after="0" w:line="0" w:lineRule="auto"/>
-        <w:rPr>
-          <w:rFonts w:ascii="Cambria" w:cs="Cambria" w:eastAsia="Cambria" w:hAnsi="Cambria"/>
-          <w:sz w:val="2"/>
-        </w:rPr>
-      </w:pPr>
-      <w:r>
-        <w:rPr>
-          <w:rFonts w:ascii="Cambria" w:cs="Cambria" w:eastAsia="Cambria" w:hAnsi="Cambria"/>
-          <w:rtl w:val="0"/>
-        </w:rPr>
-        <w:t xml:space="preserve">{{/EST_HOMME_4}}</w:t>
-      </w:r>
-    </w:p>
-    <w:p>
-      <w:pPr>
-        <w:spacing w:before="0" w:after="0" w:line="0" w:lineRule="auto"/>
-        <w:rPr>
-          <w:rFonts w:ascii="Cambria" w:cs="Cambria" w:eastAsia="Cambria" w:hAnsi="Cambria"/>
-          <w:sz w:val="2"/>
-        </w:rPr>
-      </w:pPr>
-      <w:r>
-        <w:rPr>
-          <w:rFonts w:ascii="Cambria" w:cs="Cambria" w:eastAsia="Cambria" w:hAnsi="Cambria"/>
-          <w:rtl w:val="0"/>
-        </w:rPr>
-        <w:t xml:space="preserve">{{#EST_FEMME_4}}</w:t>
+        <w:t xml:space="preserve">- {{IDENTITE_ASSOCIE_4}}, titulaire de {{NB_PARTS_4}} parts sociales.</w:t>
+      </w:r>
+    </w:p>
+    <w:p>
+      <w:pPr>
+        <w:spacing w:before="0" w:after="0" w:line="0" w:lineRule="auto"/>
+        <w:rPr>
+          <w:rFonts w:ascii="Cambria" w:cs="Cambria" w:eastAsia="Cambria" w:hAnsi="Cambria"/>
+          <w:sz w:val="2"/>
+        </w:rPr>
+      </w:pPr>
+      <w:r>
+        <w:rPr>
+          <w:rFonts w:ascii="Cambria" w:cs="Cambria" w:eastAsia="Cambria" w:hAnsi="Cambria"/>
+          <w:rtl w:val="0"/>
+        </w:rPr>
+        <w:t xml:space="preserve">{{/HAS_ASSOC_4}}</w:t>
+      </w:r>
+    </w:p>
+    <w:p>
+      <w:pPr>
+        <w:spacing w:before="0" w:after="0" w:line="0" w:lineRule="auto"/>
+        <w:rPr>
+          <w:rFonts w:ascii="Cambria" w:cs="Cambria" w:eastAsia="Cambria" w:hAnsi="Cambria"/>
+          <w:sz w:val="2"/>
+        </w:rPr>
+      </w:pPr>
+      <w:r>
+        <w:rPr>
+          <w:rFonts w:ascii="Cambria" w:cs="Cambria" w:eastAsia="Cambria" w:hAnsi="Cambria"/>
+          <w:rtl w:val="0"/>
+        </w:rPr>
+        <w:t xml:space="preserve">{{#SANS_OBJET}}</w:t>
       </w:r>
     </w:p>
     <w:p>
@@ -505,23 +505,23 @@
           <w:rFonts w:ascii="Cambria" w:cs="Cambria" w:eastAsia="Cambria" w:hAnsi="Cambria"/>
           <w:rtl w:val="0"/>
         </w:rPr>
-        <w:t xml:space="preserve">- {{CIVILITE_NOM_PRENOM_4}}, née le {{DATE_NAISSANCE_4}} à {{LIEU_NAISSANCE_4}}, de nationalité {{NATIONALITE_4}}, {{SITUATION_MATRIMONIALE_4}}, demeurant {{ADRESSE_ASSOCIE_4}}, titulaire de {{NB_PARTS_4}} parts sociales.</w:t>
-      </w:r>
-    </w:p>
-    <w:p>
-      <w:pPr>
-        <w:spacing w:before="0" w:after="0" w:line="0" w:lineRule="auto"/>
-        <w:rPr>
-          <w:rFonts w:ascii="Cambria" w:cs="Cambria" w:eastAsia="Cambria" w:hAnsi="Cambria"/>
-          <w:sz w:val="2"/>
-        </w:rPr>
-      </w:pPr>
-      <w:r>
-        <w:rPr>
-          <w:rFonts w:ascii="Cambria" w:cs="Cambria" w:eastAsia="Cambria" w:hAnsi="Cambria"/>
-          <w:rtl w:val="0"/>
-        </w:rPr>
-        <w:t xml:space="preserve">{{/EST_FEMME_4}}</w:t>
+        <w:t xml:space="preserve">- {{IDENTITE_ASSOCIE_4}}, titulaire de {{NB_PARTS_4}} parts sociales.</w:t>
+      </w:r>
+    </w:p>
+    <w:p>
+      <w:pPr>
+        <w:spacing w:before="0" w:after="0" w:line="0" w:lineRule="auto"/>
+        <w:rPr>
+          <w:rFonts w:ascii="Cambria" w:cs="Cambria" w:eastAsia="Cambria" w:hAnsi="Cambria"/>
+          <w:sz w:val="2"/>
+        </w:rPr>
+      </w:pPr>
+      <w:r>
+        <w:rPr>
+          <w:rFonts w:ascii="Cambria" w:cs="Cambria" w:eastAsia="Cambria" w:hAnsi="Cambria"/>
+          <w:rtl w:val="0"/>
+        </w:rPr>
+        <w:t xml:space="preserve">{{/SANS_OBJET}}</w:t>
       </w:r>
     </w:p>
     <w:p>
@@ -569,7 +569,7 @@
           <w:rFonts w:ascii="Cambria" w:cs="Cambria" w:eastAsia="Cambria" w:hAnsi="Cambria"/>
           <w:rtl w:val="0"/>
         </w:rPr>
-        <w:t xml:space="preserve">{{#EST_HOMME_5}}</w:t>
+        <w:t xml:space="preserve">{{#HAS_ASSOC_5}}</w:t>
       </w:r>
     </w:p>
     <w:p>
@@ -581,39 +581,39 @@
           <w:rFonts w:ascii="Cambria" w:cs="Cambria" w:eastAsia="Cambria" w:hAnsi="Cambria"/>
           <w:rtl w:val="0"/>
         </w:rPr>
-        <w:t xml:space="preserve">- {{CIVILITE_NOM_PRENOM_5}}, né le {{DATE_NAISSANCE_5}} à {{LIEU_NAISSANCE_5}}, de nationalité {{NATIONALITE_5}}, {{SITUATION_MATRIMONIALE_5}}, demeurant {{ADRESSE_ASSOCIE_5}}, titulaire de {{NB_PARTS_5}} parts sociales.</w:t>
-      </w:r>
-    </w:p>
-    <w:p>
-      <w:pPr>
-        <w:spacing w:before="0" w:after="0" w:line="0" w:lineRule="auto"/>
-        <w:rPr>
-          <w:rFonts w:ascii="Cambria" w:cs="Cambria" w:eastAsia="Cambria" w:hAnsi="Cambria"/>
-          <w:sz w:val="2"/>
-        </w:rPr>
-      </w:pPr>
-      <w:r>
-        <w:rPr>
-          <w:rFonts w:ascii="Cambria" w:cs="Cambria" w:eastAsia="Cambria" w:hAnsi="Cambria"/>
-          <w:rtl w:val="0"/>
-        </w:rPr>
-        <w:t xml:space="preserve">{{/EST_HOMME_5}}</w:t>
-      </w:r>
-    </w:p>
-    <w:p>
-      <w:pPr>
-        <w:spacing w:before="0" w:after="0" w:line="0" w:lineRule="auto"/>
-        <w:rPr>
-          <w:rFonts w:ascii="Cambria" w:cs="Cambria" w:eastAsia="Cambria" w:hAnsi="Cambria"/>
-          <w:sz w:val="2"/>
-        </w:rPr>
-      </w:pPr>
-      <w:r>
-        <w:rPr>
-          <w:rFonts w:ascii="Cambria" w:cs="Cambria" w:eastAsia="Cambria" w:hAnsi="Cambria"/>
-          <w:rtl w:val="0"/>
-        </w:rPr>
-        <w:t xml:space="preserve">{{#EST_FEMME_5}}</w:t>
+        <w:t xml:space="preserve">- {{IDENTITE_ASSOCIE_5}}, titulaire de {{NB_PARTS_5}} parts sociales.</w:t>
+      </w:r>
+    </w:p>
+    <w:p>
+      <w:pPr>
+        <w:spacing w:before="0" w:after="0" w:line="0" w:lineRule="auto"/>
+        <w:rPr>
+          <w:rFonts w:ascii="Cambria" w:cs="Cambria" w:eastAsia="Cambria" w:hAnsi="Cambria"/>
+          <w:sz w:val="2"/>
+        </w:rPr>
+      </w:pPr>
+      <w:r>
+        <w:rPr>
+          <w:rFonts w:ascii="Cambria" w:cs="Cambria" w:eastAsia="Cambria" w:hAnsi="Cambria"/>
+          <w:rtl w:val="0"/>
+        </w:rPr>
+        <w:t xml:space="preserve">{{/HAS_ASSOC_5}}</w:t>
+      </w:r>
+    </w:p>
+    <w:p>
+      <w:pPr>
+        <w:spacing w:before="0" w:after="0" w:line="0" w:lineRule="auto"/>
+        <w:rPr>
+          <w:rFonts w:ascii="Cambria" w:cs="Cambria" w:eastAsia="Cambria" w:hAnsi="Cambria"/>
+          <w:sz w:val="2"/>
+        </w:rPr>
+      </w:pPr>
+      <w:r>
+        <w:rPr>
+          <w:rFonts w:ascii="Cambria" w:cs="Cambria" w:eastAsia="Cambria" w:hAnsi="Cambria"/>
+          <w:rtl w:val="0"/>
+        </w:rPr>
+        <w:t xml:space="preserve">{{#SANS_OBJET}}</w:t>
       </w:r>
     </w:p>
     <w:p>
@@ -625,23 +625,23 @@
           <w:rFonts w:ascii="Cambria" w:cs="Cambria" w:eastAsia="Cambria" w:hAnsi="Cambria"/>
           <w:rtl w:val="0"/>
         </w:rPr>
-        <w:t xml:space="preserve">- {{CIVILITE_NOM_PRENOM_5}}, née le {{DATE_NAISSANCE_5}} à {{LIEU_NAISSANCE_5}}, de nationalité {{NATIONALITE_5}}, {{SITUATION_MATRIMONIALE_5}}, demeurant {{ADRESSE_ASSOCIE_5}}, titulaire de {{NB_PARTS_5}} parts sociales.</w:t>
-      </w:r>
-    </w:p>
-    <w:p>
-      <w:pPr>
-        <w:spacing w:before="0" w:after="0" w:line="0" w:lineRule="auto"/>
-        <w:rPr>
-          <w:rFonts w:ascii="Cambria" w:cs="Cambria" w:eastAsia="Cambria" w:hAnsi="Cambria"/>
-          <w:sz w:val="2"/>
-        </w:rPr>
-      </w:pPr>
-      <w:r>
-        <w:rPr>
-          <w:rFonts w:ascii="Cambria" w:cs="Cambria" w:eastAsia="Cambria" w:hAnsi="Cambria"/>
-          <w:rtl w:val="0"/>
-        </w:rPr>
-        <w:t xml:space="preserve">{{/EST_FEMME_5}}</w:t>
+        <w:t xml:space="preserve">- {{IDENTITE_ASSOCIE_5}}, titulaire de {{NB_PARTS_5}} parts sociales.</w:t>
+      </w:r>
+    </w:p>
+    <w:p>
+      <w:pPr>
+        <w:spacing w:before="0" w:after="0" w:line="0" w:lineRule="auto"/>
+        <w:rPr>
+          <w:rFonts w:ascii="Cambria" w:cs="Cambria" w:eastAsia="Cambria" w:hAnsi="Cambria"/>
+          <w:sz w:val="2"/>
+        </w:rPr>
+      </w:pPr>
+      <w:r>
+        <w:rPr>
+          <w:rFonts w:ascii="Cambria" w:cs="Cambria" w:eastAsia="Cambria" w:hAnsi="Cambria"/>
+          <w:rtl w:val="0"/>
+        </w:rPr>
+        <w:t xml:space="preserve">{{/SANS_OBJET}}</w:t>
       </w:r>
     </w:p>
     <w:p>
@@ -689,7 +689,7 @@
           <w:rFonts w:ascii="Cambria" w:cs="Cambria" w:eastAsia="Cambria" w:hAnsi="Cambria"/>
           <w:rtl w:val="0"/>
         </w:rPr>
-        <w:t xml:space="preserve">{{#EST_HOMME_6}}</w:t>
+        <w:t xml:space="preserve">{{#HAS_ASSOC_6}}</w:t>
       </w:r>
     </w:p>
     <w:p>
@@ -701,39 +701,39 @@
           <w:rFonts w:ascii="Cambria" w:cs="Cambria" w:eastAsia="Cambria" w:hAnsi="Cambria"/>
           <w:rtl w:val="0"/>
         </w:rPr>
-        <w:t xml:space="preserve">- {{CIVILITE_NOM_PRENOM_6}}, né le {{DATE_NAISSANCE_6}} à {{LIEU_NAISSANCE_6}}, de nationalité {{NATIONALITE_6}}, {{SITUATION_MATRIMONIALE_6}}, demeurant {{ADRESSE_ASSOCIE_6}}, titulaire de {{NB_PARTS_6}} parts sociales.</w:t>
-      </w:r>
-    </w:p>
-    <w:p>
-      <w:pPr>
-        <w:spacing w:before="0" w:after="0" w:line="0" w:lineRule="auto"/>
-        <w:rPr>
-          <w:rFonts w:ascii="Cambria" w:cs="Cambria" w:eastAsia="Cambria" w:hAnsi="Cambria"/>
-          <w:sz w:val="2"/>
-        </w:rPr>
-      </w:pPr>
-      <w:r>
-        <w:rPr>
-          <w:rFonts w:ascii="Cambria" w:cs="Cambria" w:eastAsia="Cambria" w:hAnsi="Cambria"/>
-          <w:rtl w:val="0"/>
-        </w:rPr>
-        <w:t xml:space="preserve">{{/EST_HOMME_6}}</w:t>
-      </w:r>
-    </w:p>
-    <w:p>
-      <w:pPr>
-        <w:spacing w:before="0" w:after="0" w:line="0" w:lineRule="auto"/>
-        <w:rPr>
-          <w:rFonts w:ascii="Cambria" w:cs="Cambria" w:eastAsia="Cambria" w:hAnsi="Cambria"/>
-          <w:sz w:val="2"/>
-        </w:rPr>
-      </w:pPr>
-      <w:r>
-        <w:rPr>
-          <w:rFonts w:ascii="Cambria" w:cs="Cambria" w:eastAsia="Cambria" w:hAnsi="Cambria"/>
-          <w:rtl w:val="0"/>
-        </w:rPr>
-        <w:t xml:space="preserve">{{#EST_FEMME_6}}</w:t>
+        <w:t xml:space="preserve">- {{IDENTITE_ASSOCIE_6}}, titulaire de {{NB_PARTS_6}} parts sociales.</w:t>
+      </w:r>
+    </w:p>
+    <w:p>
+      <w:pPr>
+        <w:spacing w:before="0" w:after="0" w:line="0" w:lineRule="auto"/>
+        <w:rPr>
+          <w:rFonts w:ascii="Cambria" w:cs="Cambria" w:eastAsia="Cambria" w:hAnsi="Cambria"/>
+          <w:sz w:val="2"/>
+        </w:rPr>
+      </w:pPr>
+      <w:r>
+        <w:rPr>
+          <w:rFonts w:ascii="Cambria" w:cs="Cambria" w:eastAsia="Cambria" w:hAnsi="Cambria"/>
+          <w:rtl w:val="0"/>
+        </w:rPr>
+        <w:t xml:space="preserve">{{/HAS_ASSOC_6}}</w:t>
+      </w:r>
+    </w:p>
+    <w:p>
+      <w:pPr>
+        <w:spacing w:before="0" w:after="0" w:line="0" w:lineRule="auto"/>
+        <w:rPr>
+          <w:rFonts w:ascii="Cambria" w:cs="Cambria" w:eastAsia="Cambria" w:hAnsi="Cambria"/>
+          <w:sz w:val="2"/>
+        </w:rPr>
+      </w:pPr>
+      <w:r>
+        <w:rPr>
+          <w:rFonts w:ascii="Cambria" w:cs="Cambria" w:eastAsia="Cambria" w:hAnsi="Cambria"/>
+          <w:rtl w:val="0"/>
+        </w:rPr>
+        <w:t xml:space="preserve">{{#SANS_OBJET}}</w:t>
       </w:r>
     </w:p>
     <w:p>
@@ -745,23 +745,23 @@
           <w:rFonts w:ascii="Cambria" w:cs="Cambria" w:eastAsia="Cambria" w:hAnsi="Cambria"/>
           <w:rtl w:val="0"/>
         </w:rPr>
-        <w:t xml:space="preserve">- {{CIVILITE_NOM_PRENOM_6}}, née le {{DATE_NAISSANCE_6}} à {{LIEU_NAISSANCE_6}}, de nationalité {{NATIONALITE_6}}, {{SITUATION_MATRIMONIALE_6}}, demeurant {{ADRESSE_ASSOCIE_6}}, titulaire de {{NB_PARTS_6}} parts sociales.</w:t>
-      </w:r>
-    </w:p>
-    <w:p>
-      <w:pPr>
-        <w:spacing w:before="0" w:after="0" w:line="0" w:lineRule="auto"/>
-        <w:rPr>
-          <w:rFonts w:ascii="Cambria" w:cs="Cambria" w:eastAsia="Cambria" w:hAnsi="Cambria"/>
-          <w:sz w:val="2"/>
-        </w:rPr>
-      </w:pPr>
-      <w:r>
-        <w:rPr>
-          <w:rFonts w:ascii="Cambria" w:cs="Cambria" w:eastAsia="Cambria" w:hAnsi="Cambria"/>
-          <w:rtl w:val="0"/>
-        </w:rPr>
-        <w:t xml:space="preserve">{{/EST_FEMME_6}}</w:t>
+        <w:t xml:space="preserve">- {{IDENTITE_ASSOCIE_6}}, titulaire de {{NB_PARTS_6}} parts sociales.</w:t>
+      </w:r>
+    </w:p>
+    <w:p>
+      <w:pPr>
+        <w:spacing w:before="0" w:after="0" w:line="0" w:lineRule="auto"/>
+        <w:rPr>
+          <w:rFonts w:ascii="Cambria" w:cs="Cambria" w:eastAsia="Cambria" w:hAnsi="Cambria"/>
+          <w:sz w:val="2"/>
+        </w:rPr>
+      </w:pPr>
+      <w:r>
+        <w:rPr>
+          <w:rFonts w:ascii="Cambria" w:cs="Cambria" w:eastAsia="Cambria" w:hAnsi="Cambria"/>
+          <w:rtl w:val="0"/>
+        </w:rPr>
+        <w:t xml:space="preserve">{{/SANS_OBJET}}</w:t>
       </w:r>
     </w:p>
     <w:p>
@@ -809,7 +809,7 @@
           <w:rFonts w:ascii="Cambria" w:cs="Cambria" w:eastAsia="Cambria" w:hAnsi="Cambria"/>
           <w:rtl w:val="0"/>
         </w:rPr>
-        <w:t xml:space="preserve">{{#EST_HOMME_7}}</w:t>
+        <w:t xml:space="preserve">{{#HAS_ASSOC_7}}</w:t>
       </w:r>
     </w:p>
     <w:p>
@@ -821,39 +821,39 @@
           <w:rFonts w:ascii="Cambria" w:cs="Cambria" w:eastAsia="Cambria" w:hAnsi="Cambria"/>
           <w:rtl w:val="0"/>
         </w:rPr>
-        <w:t xml:space="preserve">- {{CIVILITE_NOM_PRENOM_7}}, né le {{DATE_NAISSANCE_7}} à {{LIEU_NAISSANCE_7}}, de nationalité {{NATIONALITE_7}}, {{SITUATION_MATRIMONIALE_7}}, demeurant {{ADRESSE_ASSOCIE_7}}, titulaire de {{NB_PARTS_7}} parts sociales.</w:t>
-      </w:r>
-    </w:p>
-    <w:p>
-      <w:pPr>
-        <w:spacing w:before="0" w:after="0" w:line="0" w:lineRule="auto"/>
-        <w:rPr>
-          <w:rFonts w:ascii="Cambria" w:cs="Cambria" w:eastAsia="Cambria" w:hAnsi="Cambria"/>
-          <w:sz w:val="2"/>
-        </w:rPr>
-      </w:pPr>
-      <w:r>
-        <w:rPr>
-          <w:rFonts w:ascii="Cambria" w:cs="Cambria" w:eastAsia="Cambria" w:hAnsi="Cambria"/>
-          <w:rtl w:val="0"/>
-        </w:rPr>
-        <w:t xml:space="preserve">{{/EST_HOMME_7}}</w:t>
-      </w:r>
-    </w:p>
-    <w:p>
-      <w:pPr>
-        <w:spacing w:before="0" w:after="0" w:line="0" w:lineRule="auto"/>
-        <w:rPr>
-          <w:rFonts w:ascii="Cambria" w:cs="Cambria" w:eastAsia="Cambria" w:hAnsi="Cambria"/>
-          <w:sz w:val="2"/>
-        </w:rPr>
-      </w:pPr>
-      <w:r>
-        <w:rPr>
-          <w:rFonts w:ascii="Cambria" w:cs="Cambria" w:eastAsia="Cambria" w:hAnsi="Cambria"/>
-          <w:rtl w:val="0"/>
-        </w:rPr>
-        <w:t xml:space="preserve">{{#EST_FEMME_7}}</w:t>
+        <w:t xml:space="preserve">- {{IDENTITE_ASSOCIE_7}}, titulaire de {{NB_PARTS_7}} parts sociales.</w:t>
+      </w:r>
+    </w:p>
+    <w:p>
+      <w:pPr>
+        <w:spacing w:before="0" w:after="0" w:line="0" w:lineRule="auto"/>
+        <w:rPr>
+          <w:rFonts w:ascii="Cambria" w:cs="Cambria" w:eastAsia="Cambria" w:hAnsi="Cambria"/>
+          <w:sz w:val="2"/>
+        </w:rPr>
+      </w:pPr>
+      <w:r>
+        <w:rPr>
+          <w:rFonts w:ascii="Cambria" w:cs="Cambria" w:eastAsia="Cambria" w:hAnsi="Cambria"/>
+          <w:rtl w:val="0"/>
+        </w:rPr>
+        <w:t xml:space="preserve">{{/HAS_ASSOC_7}}</w:t>
+      </w:r>
+    </w:p>
+    <w:p>
+      <w:pPr>
+        <w:spacing w:before="0" w:after="0" w:line="0" w:lineRule="auto"/>
+        <w:rPr>
+          <w:rFonts w:ascii="Cambria" w:cs="Cambria" w:eastAsia="Cambria" w:hAnsi="Cambria"/>
+          <w:sz w:val="2"/>
+        </w:rPr>
+      </w:pPr>
+      <w:r>
+        <w:rPr>
+          <w:rFonts w:ascii="Cambria" w:cs="Cambria" w:eastAsia="Cambria" w:hAnsi="Cambria"/>
+          <w:rtl w:val="0"/>
+        </w:rPr>
+        <w:t xml:space="preserve">{{#SANS_OBJET}}</w:t>
       </w:r>
     </w:p>
     <w:p>
@@ -865,23 +865,23 @@
           <w:rFonts w:ascii="Cambria" w:cs="Cambria" w:eastAsia="Cambria" w:hAnsi="Cambria"/>
           <w:rtl w:val="0"/>
         </w:rPr>
-        <w:t xml:space="preserve">- {{CIVILITE_NOM_PRENOM_7}}, née le {{DATE_NAISSANCE_7}} à {{LIEU_NAISSANCE_7}}, de nationalité {{NATIONALITE_7}}, {{SITUATION_MATRIMONIALE_7}}, demeurant {{ADRESSE_ASSOCIE_7}}, titulaire de {{NB_PARTS_7}} parts sociales.</w:t>
-      </w:r>
-    </w:p>
-    <w:p>
-      <w:pPr>
-        <w:spacing w:before="0" w:after="0" w:line="0" w:lineRule="auto"/>
-        <w:rPr>
-          <w:rFonts w:ascii="Cambria" w:cs="Cambria" w:eastAsia="Cambria" w:hAnsi="Cambria"/>
-          <w:sz w:val="2"/>
-        </w:rPr>
-      </w:pPr>
-      <w:r>
-        <w:rPr>
-          <w:rFonts w:ascii="Cambria" w:cs="Cambria" w:eastAsia="Cambria" w:hAnsi="Cambria"/>
-          <w:rtl w:val="0"/>
-        </w:rPr>
-        <w:t xml:space="preserve">{{/EST_FEMME_7}}</w:t>
+        <w:t xml:space="preserve">- {{IDENTITE_ASSOCIE_7}}, titulaire de {{NB_PARTS_7}} parts sociales.</w:t>
+      </w:r>
+    </w:p>
+    <w:p>
+      <w:pPr>
+        <w:spacing w:before="0" w:after="0" w:line="0" w:lineRule="auto"/>
+        <w:rPr>
+          <w:rFonts w:ascii="Cambria" w:cs="Cambria" w:eastAsia="Cambria" w:hAnsi="Cambria"/>
+          <w:sz w:val="2"/>
+        </w:rPr>
+      </w:pPr>
+      <w:r>
+        <w:rPr>
+          <w:rFonts w:ascii="Cambria" w:cs="Cambria" w:eastAsia="Cambria" w:hAnsi="Cambria"/>
+          <w:rtl w:val="0"/>
+        </w:rPr>
+        <w:t xml:space="preserve">{{/SANS_OBJET}}</w:t>
       </w:r>
     </w:p>
     <w:p>
@@ -929,7 +929,7 @@
           <w:rFonts w:ascii="Cambria" w:cs="Cambria" w:eastAsia="Cambria" w:hAnsi="Cambria"/>
           <w:rtl w:val="0"/>
         </w:rPr>
-        <w:t xml:space="preserve">{{#EST_HOMME_8}}</w:t>
+        <w:t xml:space="preserve">{{#HAS_ASSOC_8}}</w:t>
       </w:r>
     </w:p>
     <w:p>
@@ -941,39 +941,39 @@
           <w:rFonts w:ascii="Cambria" w:cs="Cambria" w:eastAsia="Cambria" w:hAnsi="Cambria"/>
           <w:rtl w:val="0"/>
         </w:rPr>
-        <w:t xml:space="preserve">- {{CIVILITE_NOM_PRENOM_8}}, né le {{DATE_NAISSANCE_8}} à {{LIEU_NAISSANCE_8}}, de nationalité {{NATIONALITE_8}}, {{SITUATION_MATRIMONIALE_8}}, demeurant {{ADRESSE_ASSOCIE_8}}, titulaire de {{NB_PARTS_8}} parts sociales.</w:t>
-      </w:r>
-    </w:p>
-    <w:p>
-      <w:pPr>
-        <w:spacing w:before="0" w:after="0" w:line="0" w:lineRule="auto"/>
-        <w:rPr>
-          <w:rFonts w:ascii="Cambria" w:cs="Cambria" w:eastAsia="Cambria" w:hAnsi="Cambria"/>
-          <w:sz w:val="2"/>
-        </w:rPr>
-      </w:pPr>
-      <w:r>
-        <w:rPr>
-          <w:rFonts w:ascii="Cambria" w:cs="Cambria" w:eastAsia="Cambria" w:hAnsi="Cambria"/>
-          <w:rtl w:val="0"/>
-        </w:rPr>
-        <w:t xml:space="preserve">{{/EST_HOMME_8}}</w:t>
-      </w:r>
-    </w:p>
-    <w:p>
-      <w:pPr>
-        <w:spacing w:before="0" w:after="0" w:line="0" w:lineRule="auto"/>
-        <w:rPr>
-          <w:rFonts w:ascii="Cambria" w:cs="Cambria" w:eastAsia="Cambria" w:hAnsi="Cambria"/>
-          <w:sz w:val="2"/>
-        </w:rPr>
-      </w:pPr>
-      <w:r>
-        <w:rPr>
-          <w:rFonts w:ascii="Cambria" w:cs="Cambria" w:eastAsia="Cambria" w:hAnsi="Cambria"/>
-          <w:rtl w:val="0"/>
-        </w:rPr>
-        <w:t xml:space="preserve">{{#EST_FEMME_8}}</w:t>
+        <w:t xml:space="preserve">- {{IDENTITE_ASSOCIE_8}}, titulaire de {{NB_PARTS_8}} parts sociales.</w:t>
+      </w:r>
+    </w:p>
+    <w:p>
+      <w:pPr>
+        <w:spacing w:before="0" w:after="0" w:line="0" w:lineRule="auto"/>
+        <w:rPr>
+          <w:rFonts w:ascii="Cambria" w:cs="Cambria" w:eastAsia="Cambria" w:hAnsi="Cambria"/>
+          <w:sz w:val="2"/>
+        </w:rPr>
+      </w:pPr>
+      <w:r>
+        <w:rPr>
+          <w:rFonts w:ascii="Cambria" w:cs="Cambria" w:eastAsia="Cambria" w:hAnsi="Cambria"/>
+          <w:rtl w:val="0"/>
+        </w:rPr>
+        <w:t xml:space="preserve">{{/HAS_ASSOC_8}}</w:t>
+      </w:r>
+    </w:p>
+    <w:p>
+      <w:pPr>
+        <w:spacing w:before="0" w:after="0" w:line="0" w:lineRule="auto"/>
+        <w:rPr>
+          <w:rFonts w:ascii="Cambria" w:cs="Cambria" w:eastAsia="Cambria" w:hAnsi="Cambria"/>
+          <w:sz w:val="2"/>
+        </w:rPr>
+      </w:pPr>
+      <w:r>
+        <w:rPr>
+          <w:rFonts w:ascii="Cambria" w:cs="Cambria" w:eastAsia="Cambria" w:hAnsi="Cambria"/>
+          <w:rtl w:val="0"/>
+        </w:rPr>
+        <w:t xml:space="preserve">{{#SANS_OBJET}}</w:t>
       </w:r>
     </w:p>
     <w:p>
@@ -985,23 +985,23 @@
           <w:rFonts w:ascii="Cambria" w:cs="Cambria" w:eastAsia="Cambria" w:hAnsi="Cambria"/>
           <w:rtl w:val="0"/>
         </w:rPr>
-        <w:t xml:space="preserve">- {{CIVILITE_NOM_PRENOM_8}}, née le {{DATE_NAISSANCE_8}} à {{LIEU_NAISSANCE_8}}, de nationalité {{NATIONALITE_8}}, {{SITUATION_MATRIMONIALE_8}}, demeurant {{ADRESSE_ASSOCIE_8}}, titulaire de {{NB_PARTS_8}} parts sociales.</w:t>
-      </w:r>
-    </w:p>
-    <w:p>
-      <w:pPr>
-        <w:spacing w:before="0" w:after="0" w:line="0" w:lineRule="auto"/>
-        <w:rPr>
-          <w:rFonts w:ascii="Cambria" w:cs="Cambria" w:eastAsia="Cambria" w:hAnsi="Cambria"/>
-          <w:sz w:val="2"/>
-        </w:rPr>
-      </w:pPr>
-      <w:r>
-        <w:rPr>
-          <w:rFonts w:ascii="Cambria" w:cs="Cambria" w:eastAsia="Cambria" w:hAnsi="Cambria"/>
-          <w:rtl w:val="0"/>
-        </w:rPr>
-        <w:t xml:space="preserve">{{/EST_FEMME_8}}</w:t>
+        <w:t xml:space="preserve">- {{IDENTITE_ASSOCIE_8}}, titulaire de {{NB_PARTS_8}} parts sociales.</w:t>
+      </w:r>
+    </w:p>
+    <w:p>
+      <w:pPr>
+        <w:spacing w:before="0" w:after="0" w:line="0" w:lineRule="auto"/>
+        <w:rPr>
+          <w:rFonts w:ascii="Cambria" w:cs="Cambria" w:eastAsia="Cambria" w:hAnsi="Cambria"/>
+          <w:sz w:val="2"/>
+        </w:rPr>
+      </w:pPr>
+      <w:r>
+        <w:rPr>
+          <w:rFonts w:ascii="Cambria" w:cs="Cambria" w:eastAsia="Cambria" w:hAnsi="Cambria"/>
+          <w:rtl w:val="0"/>
+        </w:rPr>
+        <w:t xml:space="preserve">{{/SANS_OBJET}}</w:t>
       </w:r>
     </w:p>
     <w:p>
@@ -1049,7 +1049,7 @@
           <w:rFonts w:ascii="Cambria" w:cs="Cambria" w:eastAsia="Cambria" w:hAnsi="Cambria"/>
           <w:rtl w:val="0"/>
         </w:rPr>
-        <w:t xml:space="preserve">{{#EST_HOMME_9}}</w:t>
+        <w:t xml:space="preserve">{{#HAS_ASSOC_9}}</w:t>
       </w:r>
     </w:p>
     <w:p>
@@ -1061,39 +1061,39 @@
           <w:rFonts w:ascii="Cambria" w:cs="Cambria" w:eastAsia="Cambria" w:hAnsi="Cambria"/>
           <w:rtl w:val="0"/>
         </w:rPr>
-        <w:t xml:space="preserve">- {{CIVILITE_NOM_PRENOM_9}}, né le {{DATE_NAISSANCE_9}} à {{LIEU_NAISSANCE_9}}, de nationalité {{NATIONALITE_9}}, {{SITUATION_MATRIMONIALE_9}}, demeurant {{ADRESSE_ASSOCIE_9}}, titulaire de {{NB_PARTS_9}} parts sociales.</w:t>
-      </w:r>
-    </w:p>
-    <w:p>
-      <w:pPr>
-        <w:spacing w:before="0" w:after="0" w:line="0" w:lineRule="auto"/>
-        <w:rPr>
-          <w:rFonts w:ascii="Cambria" w:cs="Cambria" w:eastAsia="Cambria" w:hAnsi="Cambria"/>
-          <w:sz w:val="2"/>
-        </w:rPr>
-      </w:pPr>
-      <w:r>
-        <w:rPr>
-          <w:rFonts w:ascii="Cambria" w:cs="Cambria" w:eastAsia="Cambria" w:hAnsi="Cambria"/>
-          <w:rtl w:val="0"/>
-        </w:rPr>
-        <w:t xml:space="preserve">{{/EST_HOMME_9}}</w:t>
-      </w:r>
-    </w:p>
-    <w:p>
-      <w:pPr>
-        <w:spacing w:before="0" w:after="0" w:line="0" w:lineRule="auto"/>
-        <w:rPr>
-          <w:rFonts w:ascii="Cambria" w:cs="Cambria" w:eastAsia="Cambria" w:hAnsi="Cambria"/>
-          <w:sz w:val="2"/>
-        </w:rPr>
-      </w:pPr>
-      <w:r>
-        <w:rPr>
-          <w:rFonts w:ascii="Cambria" w:cs="Cambria" w:eastAsia="Cambria" w:hAnsi="Cambria"/>
-          <w:rtl w:val="0"/>
-        </w:rPr>
-        <w:t xml:space="preserve">{{#EST_FEMME_9}}</w:t>
+        <w:t xml:space="preserve">- {{IDENTITE_ASSOCIE_9}}, titulaire de {{NB_PARTS_9}} parts sociales.</w:t>
+      </w:r>
+    </w:p>
+    <w:p>
+      <w:pPr>
+        <w:spacing w:before="0" w:after="0" w:line="0" w:lineRule="auto"/>
+        <w:rPr>
+          <w:rFonts w:ascii="Cambria" w:cs="Cambria" w:eastAsia="Cambria" w:hAnsi="Cambria"/>
+          <w:sz w:val="2"/>
+        </w:rPr>
+      </w:pPr>
+      <w:r>
+        <w:rPr>
+          <w:rFonts w:ascii="Cambria" w:cs="Cambria" w:eastAsia="Cambria" w:hAnsi="Cambria"/>
+          <w:rtl w:val="0"/>
+        </w:rPr>
+        <w:t xml:space="preserve">{{/HAS_ASSOC_9}}</w:t>
+      </w:r>
+    </w:p>
+    <w:p>
+      <w:pPr>
+        <w:spacing w:before="0" w:after="0" w:line="0" w:lineRule="auto"/>
+        <w:rPr>
+          <w:rFonts w:ascii="Cambria" w:cs="Cambria" w:eastAsia="Cambria" w:hAnsi="Cambria"/>
+          <w:sz w:val="2"/>
+        </w:rPr>
+      </w:pPr>
+      <w:r>
+        <w:rPr>
+          <w:rFonts w:ascii="Cambria" w:cs="Cambria" w:eastAsia="Cambria" w:hAnsi="Cambria"/>
+          <w:rtl w:val="0"/>
+        </w:rPr>
+        <w:t xml:space="preserve">{{#SANS_OBJET}}</w:t>
       </w:r>
     </w:p>
     <w:p>
@@ -1105,23 +1105,23 @@
           <w:rFonts w:ascii="Cambria" w:cs="Cambria" w:eastAsia="Cambria" w:hAnsi="Cambria"/>
           <w:rtl w:val="0"/>
         </w:rPr>
-        <w:t xml:space="preserve">- {{CIVILITE_NOM_PRENOM_9}}, née le {{DATE_NAISSANCE_9}} à {{LIEU_NAISSANCE_9}}, de nationalité {{NATIONALITE_9}}, {{SITUATION_MATRIMONIALE_9}}, demeurant {{ADRESSE_ASSOCIE_9}}, titulaire de {{NB_PARTS_9}} parts sociales.</w:t>
-      </w:r>
-    </w:p>
-    <w:p>
-      <w:pPr>
-        <w:spacing w:before="0" w:after="0" w:line="0" w:lineRule="auto"/>
-        <w:rPr>
-          <w:rFonts w:ascii="Cambria" w:cs="Cambria" w:eastAsia="Cambria" w:hAnsi="Cambria"/>
-          <w:sz w:val="2"/>
-        </w:rPr>
-      </w:pPr>
-      <w:r>
-        <w:rPr>
-          <w:rFonts w:ascii="Cambria" w:cs="Cambria" w:eastAsia="Cambria" w:hAnsi="Cambria"/>
-          <w:rtl w:val="0"/>
-        </w:rPr>
-        <w:t xml:space="preserve">{{/EST_FEMME_9}}</w:t>
+        <w:t xml:space="preserve">- {{IDENTITE_ASSOCIE_9}}, titulaire de {{NB_PARTS_9}} parts sociales.</w:t>
+      </w:r>
+    </w:p>
+    <w:p>
+      <w:pPr>
+        <w:spacing w:before="0" w:after="0" w:line="0" w:lineRule="auto"/>
+        <w:rPr>
+          <w:rFonts w:ascii="Cambria" w:cs="Cambria" w:eastAsia="Cambria" w:hAnsi="Cambria"/>
+          <w:sz w:val="2"/>
+        </w:rPr>
+      </w:pPr>
+      <w:r>
+        <w:rPr>
+          <w:rFonts w:ascii="Cambria" w:cs="Cambria" w:eastAsia="Cambria" w:hAnsi="Cambria"/>
+          <w:rtl w:val="0"/>
+        </w:rPr>
+        <w:t xml:space="preserve">{{/SANS_OBJET}}</w:t>
       </w:r>
     </w:p>
     <w:p>
@@ -1169,7 +1169,7 @@
           <w:rFonts w:ascii="Cambria" w:cs="Cambria" w:eastAsia="Cambria" w:hAnsi="Cambria"/>
           <w:rtl w:val="0"/>
         </w:rPr>
-        <w:t xml:space="preserve">{{#EST_HOMME_10}}</w:t>
+        <w:t xml:space="preserve">{{#HAS_ASSOC_10}}</w:t>
       </w:r>
     </w:p>
     <w:p>
@@ -1181,39 +1181,39 @@
           <w:rFonts w:ascii="Cambria" w:cs="Cambria" w:eastAsia="Cambria" w:hAnsi="Cambria"/>
           <w:rtl w:val="0"/>
         </w:rPr>
-        <w:t xml:space="preserve">- {{CIVILITE_NOM_PRENOM_10}}, né le {{DATE_NAISSANCE_10}} à {{LIEU_NAISSANCE_10}}, de nationalité {{NATIONALITE_10}}, {{SITUATION_MATRIMONIALE_10}}, demeurant {{ADRESSE_ASSOCIE_10}}, titulaire de {{NB_PARTS_10}} parts sociales.</w:t>
-      </w:r>
-    </w:p>
-    <w:p>
-      <w:pPr>
-        <w:spacing w:before="0" w:after="0" w:line="0" w:lineRule="auto"/>
-        <w:rPr>
-          <w:rFonts w:ascii="Cambria" w:cs="Cambria" w:eastAsia="Cambria" w:hAnsi="Cambria"/>
-          <w:sz w:val="2"/>
-        </w:rPr>
-      </w:pPr>
-      <w:r>
-        <w:rPr>
-          <w:rFonts w:ascii="Cambria" w:cs="Cambria" w:eastAsia="Cambria" w:hAnsi="Cambria"/>
-          <w:rtl w:val="0"/>
-        </w:rPr>
-        <w:t xml:space="preserve">{{/EST_HOMME_10}}</w:t>
-      </w:r>
-    </w:p>
-    <w:p>
-      <w:pPr>
-        <w:spacing w:before="0" w:after="0" w:line="0" w:lineRule="auto"/>
-        <w:rPr>
-          <w:rFonts w:ascii="Cambria" w:cs="Cambria" w:eastAsia="Cambria" w:hAnsi="Cambria"/>
-          <w:sz w:val="2"/>
-        </w:rPr>
-      </w:pPr>
-      <w:r>
-        <w:rPr>
-          <w:rFonts w:ascii="Cambria" w:cs="Cambria" w:eastAsia="Cambria" w:hAnsi="Cambria"/>
-          <w:rtl w:val="0"/>
-        </w:rPr>
-        <w:t xml:space="preserve">{{#EST_FEMME_10}}</w:t>
+        <w:t xml:space="preserve">- {{IDENTITE_ASSOCIE_10}}, titulaire de {{NB_PARTS_10}} parts sociales.</w:t>
+      </w:r>
+    </w:p>
+    <w:p>
+      <w:pPr>
+        <w:spacing w:before="0" w:after="0" w:line="0" w:lineRule="auto"/>
+        <w:rPr>
+          <w:rFonts w:ascii="Cambria" w:cs="Cambria" w:eastAsia="Cambria" w:hAnsi="Cambria"/>
+          <w:sz w:val="2"/>
+        </w:rPr>
+      </w:pPr>
+      <w:r>
+        <w:rPr>
+          <w:rFonts w:ascii="Cambria" w:cs="Cambria" w:eastAsia="Cambria" w:hAnsi="Cambria"/>
+          <w:rtl w:val="0"/>
+        </w:rPr>
+        <w:t xml:space="preserve">{{/HAS_ASSOC_10}}</w:t>
+      </w:r>
+    </w:p>
+    <w:p>
+      <w:pPr>
+        <w:spacing w:before="0" w:after="0" w:line="0" w:lineRule="auto"/>
+        <w:rPr>
+          <w:rFonts w:ascii="Cambria" w:cs="Cambria" w:eastAsia="Cambria" w:hAnsi="Cambria"/>
+          <w:sz w:val="2"/>
+        </w:rPr>
+      </w:pPr>
+      <w:r>
+        <w:rPr>
+          <w:rFonts w:ascii="Cambria" w:cs="Cambria" w:eastAsia="Cambria" w:hAnsi="Cambria"/>
+          <w:rtl w:val="0"/>
+        </w:rPr>
+        <w:t xml:space="preserve">{{#SANS_OBJET}}</w:t>
       </w:r>
     </w:p>
     <w:p>
@@ -1225,23 +1225,23 @@
           <w:rFonts w:ascii="Cambria" w:cs="Cambria" w:eastAsia="Cambria" w:hAnsi="Cambria"/>
           <w:rtl w:val="0"/>
         </w:rPr>
-        <w:t xml:space="preserve">- {{CIVILITE_NOM_PRENOM_10}}, née le {{DATE_NAISSANCE_10}} à {{LIEU_NAISSANCE_10}}, de nationalité {{NATIONALITE_10}}, {{SITUATION_MATRIMONIALE_10}}, demeurant {{ADRESSE_ASSOCIE_10}}, titulaire de {{NB_PARTS_10}} parts sociales.</w:t>
-      </w:r>
-    </w:p>
-    <w:p>
-      <w:pPr>
-        <w:spacing w:before="0" w:after="0" w:line="0" w:lineRule="auto"/>
-        <w:rPr>
-          <w:rFonts w:ascii="Cambria" w:cs="Cambria" w:eastAsia="Cambria" w:hAnsi="Cambria"/>
-          <w:sz w:val="2"/>
-        </w:rPr>
-      </w:pPr>
-      <w:r>
-        <w:rPr>
-          <w:rFonts w:ascii="Cambria" w:cs="Cambria" w:eastAsia="Cambria" w:hAnsi="Cambria"/>
-          <w:rtl w:val="0"/>
-        </w:rPr>
-        <w:t xml:space="preserve">{{/EST_FEMME_10}}</w:t>
+        <w:t xml:space="preserve">- {{IDENTITE_ASSOCIE_10}}, titulaire de {{NB_PARTS_10}} parts sociales.</w:t>
+      </w:r>
+    </w:p>
+    <w:p>
+      <w:pPr>
+        <w:spacing w:before="0" w:after="0" w:line="0" w:lineRule="auto"/>
+        <w:rPr>
+          <w:rFonts w:ascii="Cambria" w:cs="Cambria" w:eastAsia="Cambria" w:hAnsi="Cambria"/>
+          <w:sz w:val="2"/>
+        </w:rPr>
+      </w:pPr>
+      <w:r>
+        <w:rPr>
+          <w:rFonts w:ascii="Cambria" w:cs="Cambria" w:eastAsia="Cambria" w:hAnsi="Cambria"/>
+          <w:rtl w:val="0"/>
+        </w:rPr>
+        <w:t xml:space="preserve">{{/SANS_OBJET}}</w:t>
       </w:r>
     </w:p>
     <w:p>
@@ -1370,7 +1370,7 @@
           <w:rFonts w:ascii="Cambria" w:cs="Cambria" w:eastAsia="Cambria" w:hAnsi="Cambria"/>
           <w:rtl w:val="0"/>
         </w:rPr>
-        <w:t xml:space="preserve">- {{GERANT_CIVILITE_NOM_PRENOM}}, né le {{GERANT_DATE_NAISSANCE}} à {{GERANT_LIEU_NAISSANCE}}, de nationalité {{GERANT_NATIONALITE}}, {{GERANT_SITUATION_MATRIMONIALE}}, demeurant {{GERANT_ADRESSE}}.</w:t>
+        <w:t xml:space="preserve">- {{IDENTITE_GERANT}}.</w:t>
       </w:r>
     </w:p>
     <w:p>
@@ -1414,7 +1414,7 @@
           <w:rFonts w:ascii="Cambria" w:cs="Cambria" w:eastAsia="Cambria" w:hAnsi="Cambria"/>
           <w:rtl w:val="0"/>
         </w:rPr>
-        <w:t xml:space="preserve">- {{GERANT_CIVILITE_NOM_PRENOM}}, née le {{GERANT_DATE_NAISSANCE}} à {{GERANT_LIEU_NAISSANCE}}, de nationalité {{GERANT_NATIONALITE}}, {{GERANT_SITUATION_MATRIMONIALE}}, demeurant {{GERANT_ADRESSE}}.</w:t>
+        <w:t xml:space="preserve">- {{IDENTITE_GERANT}}.</w:t>
       </w:r>
     </w:p>
     <w:p>
@@ -1516,7 +1516,7 @@
           <w:rFonts w:ascii="Cambria" w:cs="Cambria" w:eastAsia="Cambria" w:hAnsi="Cambria"/>
           <w:rtl w:val="0"/>
         </w:rPr>
-        <w:t xml:space="preserve">{{#DG_1_EST_HOMME}}</w:t>
+        <w:t xml:space="preserve">{{#HAS_DG_1}}</w:t>
       </w:r>
     </w:p>
     <w:p>
@@ -1528,39 +1528,39 @@
           <w:rFonts w:ascii="Cambria" w:cs="Cambria" w:eastAsia="Cambria" w:hAnsi="Cambria"/>
           <w:rtl w:val="0"/>
         </w:rPr>
-        <w:t xml:space="preserve">- {{DG_1_CIVILITE_NOM_PRENOM}}, né le {{DG_1_DATE_NAISSANCE}} à {{DG_1_LIEU_NAISSANCE}}, de nationalité {{DG_1_NATIONALITE}}, {{DG_1_SITUATION_MATRIMONIALE}}, demeurant {{DG_1_ADRESSE}}.</w:t>
-      </w:r>
-    </w:p>
-    <w:p>
-      <w:pPr>
-        <w:spacing w:before="0" w:after="0" w:line="0" w:lineRule="auto"/>
-        <w:rPr>
-          <w:rFonts w:ascii="Cambria" w:cs="Cambria" w:eastAsia="Cambria" w:hAnsi="Cambria"/>
-          <w:sz w:val="2"/>
-        </w:rPr>
-      </w:pPr>
-      <w:r>
-        <w:rPr>
-          <w:rFonts w:ascii="Cambria" w:cs="Cambria" w:eastAsia="Cambria" w:hAnsi="Cambria"/>
-          <w:rtl w:val="0"/>
-        </w:rPr>
-        <w:t xml:space="preserve">{{/DG_1_EST_HOMME}}</w:t>
-      </w:r>
-    </w:p>
-    <w:p>
-      <w:pPr>
-        <w:spacing w:before="0" w:after="0" w:line="0" w:lineRule="auto"/>
-        <w:rPr>
-          <w:rFonts w:ascii="Cambria" w:cs="Cambria" w:eastAsia="Cambria" w:hAnsi="Cambria"/>
-          <w:sz w:val="2"/>
-        </w:rPr>
-      </w:pPr>
-      <w:r>
-        <w:rPr>
-          <w:rFonts w:ascii="Cambria" w:cs="Cambria" w:eastAsia="Cambria" w:hAnsi="Cambria"/>
-          <w:rtl w:val="0"/>
-        </w:rPr>
-        <w:t xml:space="preserve">{{#DG_1_EST_FEMME}}</w:t>
+        <w:t xml:space="preserve">- {{IDENTITE_DG_1}}.</w:t>
+      </w:r>
+    </w:p>
+    <w:p>
+      <w:pPr>
+        <w:spacing w:before="0" w:after="0" w:line="0" w:lineRule="auto"/>
+        <w:rPr>
+          <w:rFonts w:ascii="Cambria" w:cs="Cambria" w:eastAsia="Cambria" w:hAnsi="Cambria"/>
+          <w:sz w:val="2"/>
+        </w:rPr>
+      </w:pPr>
+      <w:r>
+        <w:rPr>
+          <w:rFonts w:ascii="Cambria" w:cs="Cambria" w:eastAsia="Cambria" w:hAnsi="Cambria"/>
+          <w:rtl w:val="0"/>
+        </w:rPr>
+        <w:t xml:space="preserve">{{/HAS_DG_1}}</w:t>
+      </w:r>
+    </w:p>
+    <w:p>
+      <w:pPr>
+        <w:spacing w:before="0" w:after="0" w:line="0" w:lineRule="auto"/>
+        <w:rPr>
+          <w:rFonts w:ascii="Cambria" w:cs="Cambria" w:eastAsia="Cambria" w:hAnsi="Cambria"/>
+          <w:sz w:val="2"/>
+        </w:rPr>
+      </w:pPr>
+      <w:r>
+        <w:rPr>
+          <w:rFonts w:ascii="Cambria" w:cs="Cambria" w:eastAsia="Cambria" w:hAnsi="Cambria"/>
+          <w:rtl w:val="0"/>
+        </w:rPr>
+        <w:t xml:space="preserve">{{#SANS_OBJET}}</w:t>
       </w:r>
     </w:p>
     <w:p>
@@ -1572,23 +1572,23 @@
           <w:rFonts w:ascii="Cambria" w:cs="Cambria" w:eastAsia="Cambria" w:hAnsi="Cambria"/>
           <w:rtl w:val="0"/>
         </w:rPr>
-        <w:t xml:space="preserve">- {{DG_1_CIVILITE_NOM_PRENOM}}, née le {{DG_1_DATE_NAISSANCE}} à {{DG_1_LIEU_NAISSANCE}}, de nationalité {{DG_1_NATIONALITE}}, {{DG_1_SITUATION_MATRIMONIALE}}, demeurant {{DG_1_ADRESSE}}.</w:t>
-      </w:r>
-    </w:p>
-    <w:p>
-      <w:pPr>
-        <w:spacing w:before="0" w:after="0" w:line="0" w:lineRule="auto"/>
-        <w:rPr>
-          <w:rFonts w:ascii="Cambria" w:cs="Cambria" w:eastAsia="Cambria" w:hAnsi="Cambria"/>
-          <w:sz w:val="2"/>
-        </w:rPr>
-      </w:pPr>
-      <w:r>
-        <w:rPr>
-          <w:rFonts w:ascii="Cambria" w:cs="Cambria" w:eastAsia="Cambria" w:hAnsi="Cambria"/>
-          <w:rtl w:val="0"/>
-        </w:rPr>
-        <w:t xml:space="preserve">{{/DG_1_EST_FEMME}}</w:t>
+        <w:t xml:space="preserve">- {{IDENTITE_DG_1}}.</w:t>
+      </w:r>
+    </w:p>
+    <w:p>
+      <w:pPr>
+        <w:spacing w:before="0" w:after="0" w:line="0" w:lineRule="auto"/>
+        <w:rPr>
+          <w:rFonts w:ascii="Cambria" w:cs="Cambria" w:eastAsia="Cambria" w:hAnsi="Cambria"/>
+          <w:sz w:val="2"/>
+        </w:rPr>
+      </w:pPr>
+      <w:r>
+        <w:rPr>
+          <w:rFonts w:ascii="Cambria" w:cs="Cambria" w:eastAsia="Cambria" w:hAnsi="Cambria"/>
+          <w:rtl w:val="0"/>
+        </w:rPr>
+        <w:t xml:space="preserve">{{/SANS_OBJET}}</w:t>
       </w:r>
     </w:p>
     <w:p>
@@ -1665,7 +1665,7 @@
           <w:rFonts w:ascii="Cambria" w:cs="Cambria" w:eastAsia="Cambria" w:hAnsi="Cambria"/>
           <w:rtl w:val="0"/>
         </w:rPr>
-        <w:t xml:space="preserve">Fait à {{VILLE_SIGNATURE}}, le {{DATE_SIGNATURE}}</w:t>
+        <w:t xml:space="preserve">Fait le {{DATE_SIGNATURE}} à {{VILLE_SOCIETE}}.</w:t>
       </w:r>
     </w:p>
     <w:p>
